--- a/postulaciones/FMA_2026_DISENO_CIENTIFICO.docx
+++ b/postulaciones/FMA_2026_DISENO_CIENTIFICO.docx
@@ -6717,6 +6717,172 @@
           <w:bottom w:val="single" w:sz="6" w:color="BBBBBB"/>
         </w:pBdr>
       </w:pPr>
+    </w:p>
+    <w:p>
+      <w:pPr>
+        <w:ind w:left="432"/>
+      </w:pPr>
+      <w:r>
+        <w:rPr>
+          <w:i/>
+          <w:color w:val="444444"/>
+        </w:rPr>
+        <w:t xml:space="preserve">⚠️ </w:t>
+      </w:r>
+      <w:r>
+        <w:rPr>
+          <w:b/>
+          <w:i/>
+          <w:color w:val="444444"/>
+        </w:rPr>
+        <w:t>CORREGIDO el 13-08-2026.</w:t>
+      </w:r>
+      <w:r>
+        <w:rPr>
+          <w:i/>
+          <w:color w:val="444444"/>
+        </w:rPr>
+        <w:t xml:space="preserve"> Esta sección afirmaba que el secuestro anual de CO₂ era</w:t>
+      </w:r>
+    </w:p>
+    <w:p>
+      <w:pPr>
+        <w:ind w:left="432"/>
+      </w:pPr>
+      <w:r>
+        <w:rPr>
+          <w:i/>
+          <w:color w:val="444444"/>
+        </w:rPr>
+        <w:t xml:space="preserve">imposible de obtener en 9 meses. </w:t>
+      </w:r>
+      <w:r>
+        <w:rPr>
+          <w:b/>
+          <w:i/>
+          <w:color w:val="444444"/>
+        </w:rPr>
+        <w:t>Eso es falso como estaba dicho:</w:t>
+      </w:r>
+      <w:r>
+        <w:rPr>
+          <w:i/>
+          <w:color w:val="444444"/>
+        </w:rPr>
+        <w:t xml:space="preserve"> es cierto para el crecimiento</w:t>
+      </w:r>
+    </w:p>
+    <w:p>
+      <w:pPr>
+        <w:ind w:left="432"/>
+      </w:pPr>
+      <w:r>
+        <w:rPr>
+          <w:i/>
+          <w:color w:val="444444"/>
+        </w:rPr>
+        <w:t>medido</w:t>
+      </w:r>
+      <w:r>
+        <w:rPr>
+          <w:i/>
+          <w:color w:val="444444"/>
+        </w:rPr>
+        <w:t xml:space="preserve">, y falso para el secuestro </w:t>
+      </w:r>
+      <w:r>
+        <w:rPr>
+          <w:i/>
+          <w:color w:val="444444"/>
+        </w:rPr>
+        <w:t>estimado</w:t>
+      </w:r>
+      <w:r>
+        <w:rPr>
+          <w:i/>
+          <w:color w:val="444444"/>
+        </w:rPr>
+        <w:t xml:space="preserve"> — i-Tree Eco lo calcula desde un solo inventario,</w:t>
+      </w:r>
+    </w:p>
+    <w:p>
+      <w:pPr>
+        <w:ind w:left="432"/>
+      </w:pPr>
+      <w:r>
+        <w:rPr>
+          <w:i/>
+          <w:color w:val="444444"/>
+        </w:rPr>
+        <w:t>ajustando tasas de crecimiento por especie según estado sanitario, exposición a la luz y uso de</w:t>
+      </w:r>
+    </w:p>
+    <w:p>
+      <w:pPr>
+        <w:ind w:left="432"/>
+      </w:pPr>
+      <w:r>
+        <w:rPr>
+          <w:i/>
+          <w:color w:val="444444"/>
+        </w:rPr>
+        <w:t xml:space="preserve">suelo. El carbono vuelve al proyecto como </w:t>
+      </w:r>
+      <w:r>
+        <w:rPr>
+          <w:b/>
+          <w:i/>
+          <w:color w:val="444444"/>
+        </w:rPr>
+        <w:t>estimación con incertidumbre declarada</w:t>
+      </w:r>
+      <w:r>
+        <w:rPr>
+          <w:i/>
+          <w:color w:val="444444"/>
+        </w:rPr>
+        <w:t>.</w:t>
+      </w:r>
+    </w:p>
+    <w:p>
+      <w:pPr>
+        <w:ind w:left="432"/>
+      </w:pPr>
+      <w:r>
+        <w:rPr>
+          <w:i/>
+          <w:color w:val="444444"/>
+        </w:rPr>
+        <w:t>Además aparece un indicador mejor y local: el **valor económico del árbol según el Art. 32 de la</w:t>
+      </w:r>
+    </w:p>
+    <w:p>
+      <w:pPr>
+        <w:ind w:left="432"/>
+      </w:pPr>
+      <w:r>
+        <w:rPr>
+          <w:i/>
+          <w:color w:val="444444"/>
+        </w:rPr>
+        <w:t xml:space="preserve">Ordenanza 004/2021**. Ver </w:t>
+      </w:r>
+      <w:r>
+        <w:rPr>
+          <w:rFonts w:ascii="Consolas" w:hAnsi="Consolas"/>
+          <w:i/>
+          <w:color w:val="444444"/>
+          <w:sz w:val="19"/>
+        </w:rPr>
+        <w:t>FMA_2026_SERVICIOS_LINEA_BASE_Y_MONITOREO.md</w:t>
+      </w:r>
+      <w:r>
+        <w:rPr>
+          <w:i/>
+          <w:color w:val="444444"/>
+        </w:rPr>
+        <w:t>.</w:t>
+      </w:r>
     </w:p>
     <w:p>
       <w:pPr>

--- a/postulaciones/FMA_2026_DISENO_CIENTIFICO.docx
+++ b/postulaciones/FMA_2026_DISENO_CIENTIFICO.docx
@@ -1349,7 +1349,13 @@
                 <w:b/>
                 <w:sz w:val="19"/>
               </w:rPr>
-              <w:t>Cobertura arbórea 100 m</w:t>
+              <w:t>Cobertura vegetal 100 m</w:t>
+            </w:r>
+            <w:r>
+              <w:rPr>
+                <w:sz w:val="19"/>
+              </w:rPr>
+              <w:t xml:space="preserve"> ⚠️</w:t>
             </w:r>
           </w:p>
         </w:tc>
@@ -1652,6 +1658,186 @@
       </w:r>
       <w:r>
         <w:t>: las aporta el Observatorio desde el análisis satelital ya operativo. Ese es el aporte diferencial de tener trayectoria previa.</w:t>
+      </w:r>
+    </w:p>
+    <w:p>
+      <w:pPr>
+        <w:ind w:left="432"/>
+      </w:pPr>
+      <w:r>
+        <w:rPr>
+          <w:i/>
+          <w:color w:val="444444"/>
+        </w:rPr>
+        <w:t xml:space="preserve">⚠️ </w:t>
+      </w:r>
+      <w:r>
+        <w:rPr>
+          <w:b/>
+          <w:i/>
+          <w:color w:val="444444"/>
+        </w:rPr>
+        <w:t>Corrección del 13-08-2026.</w:t>
+      </w:r>
+      <w:r>
+        <w:rPr>
+          <w:i/>
+          <w:color w:val="444444"/>
+        </w:rPr>
+        <w:t xml:space="preserve"> El predictor de entorno de H2 se llamaba "cobertura arbórea a 100 m".</w:t>
+      </w:r>
+    </w:p>
+    <w:p>
+      <w:pPr>
+        <w:ind w:left="432"/>
+      </w:pPr>
+      <w:r>
+        <w:rPr>
+          <w:i/>
+          <w:color w:val="444444"/>
+        </w:rPr>
+        <w:t xml:space="preserve">**Es cobertura </w:t>
+      </w:r>
+      <w:r>
+        <w:rPr>
+          <w:i/>
+          <w:color w:val="444444"/>
+        </w:rPr>
+        <w:t>vegetal</w:t>
+      </w:r>
+      <w:r>
+        <w:rPr>
+          <w:i/>
+          <w:color w:val="444444"/>
+        </w:rPr>
+        <w:t>, no arbórea.** A 10-30 m de resolución el satélite no separa árbol de</w:t>
+      </w:r>
+    </w:p>
+    <w:p>
+      <w:pPr>
+        <w:ind w:left="432"/>
+      </w:pPr>
+      <w:r>
+        <w:rPr>
+          <w:i/>
+          <w:color w:val="444444"/>
+        </w:rPr>
+        <w:t>arbusto ni de pasto alto. H2 se enuncia entonces así: *la riqueza asociada a un árbol aumenta con la</w:t>
+      </w:r>
+    </w:p>
+    <w:p>
+      <w:pPr>
+        <w:ind w:left="432"/>
+      </w:pPr>
+      <w:r>
+        <w:rPr>
+          <w:b/>
+          <w:i/>
+          <w:color w:val="444444"/>
+        </w:rPr>
+        <w:t>cobertura vegetal</w:t>
+      </w:r>
+      <w:r>
+        <w:rPr>
+          <w:i/>
+          <w:color w:val="444444"/>
+        </w:rPr>
+        <w:t xml:space="preserve"> del entorno inmediato*. Es una hipótesis igual de contrastable y honesta con el</w:t>
+      </w:r>
+    </w:p>
+    <w:p>
+      <w:pPr>
+        <w:ind w:left="432"/>
+      </w:pPr>
+      <w:r>
+        <w:rPr>
+          <w:i/>
+          <w:color w:val="444444"/>
+        </w:rPr>
+        <w:t>dato que tenemos.</w:t>
+      </w:r>
+    </w:p>
+    <w:p>
+      <w:pPr>
+        <w:ind w:left="432"/>
+      </w:pPr>
+      <w:r>
+        <w:rPr>
+          <w:i/>
+          <w:color w:val="444444"/>
+        </w:rPr>
+        <w:t xml:space="preserve">🔑 </w:t>
+      </w:r>
+      <w:r>
+        <w:rPr>
+          <w:b/>
+          <w:i/>
+          <w:color w:val="444444"/>
+        </w:rPr>
+        <w:t>Y hay un beneficio inesperado:</w:t>
+      </w:r>
+      <w:r>
+        <w:rPr>
+          <w:i/>
+          <w:color w:val="444444"/>
+        </w:rPr>
+        <w:t xml:space="preserve"> el proyecto mide en terreno, árbol por árbol, dentro de esos</w:t>
+      </w:r>
+    </w:p>
+    <w:p>
+      <w:pPr>
+        <w:ind w:left="432"/>
+      </w:pPr>
+      <w:r>
+        <w:rPr>
+          <w:i/>
+          <w:color w:val="444444"/>
+        </w:rPr>
+        <w:t>mismos radios de 100 m. O sea que **los datos de terreno permiten estimar qué fracción de la</w:t>
+      </w:r>
+    </w:p>
+    <w:p>
+      <w:pPr>
+        <w:ind w:left="432"/>
+      </w:pPr>
+      <w:r>
+        <w:rPr>
+          <w:i/>
+          <w:color w:val="444444"/>
+        </w:rPr>
+        <w:t>"cobertura vegetal" satelital es realmente arbórea** en los sectores muestreados. Eso es una</w:t>
+      </w:r>
+    </w:p>
+    <w:p>
+      <w:pPr>
+        <w:ind w:left="432"/>
+      </w:pPr>
+      <w:r>
+        <w:rPr>
+          <w:b/>
+          <w:i/>
+          <w:color w:val="444444"/>
+        </w:rPr>
+        <w:t>validación en tierra de nuestra propia capa satelital</w:t>
+      </w:r>
+      <w:r>
+        <w:rPr>
+          <w:i/>
+          <w:color w:val="444444"/>
+        </w:rPr>
+        <w:t>, no estaba previsto, y no cuesta una sola</w:t>
+      </w:r>
+    </w:p>
+    <w:p>
+      <w:pPr>
+        <w:ind w:left="432"/>
+      </w:pPr>
+      <w:r>
+        <w:rPr>
+          <w:i/>
+          <w:color w:val="444444"/>
+        </w:rPr>
+        <w:t>salida adicional. Conviene declararlo como resultado metodológico del proyecto.</w:t>
       </w:r>
     </w:p>
     <w:p>
@@ -8811,6 +8997,400 @@
       </w:pPr>
       <w:r>
         <w:t>Cuota mínima por clase diamétrica para asegurar rango en el predictor: al menos 25% de árboles con DAP &lt; 15 cm.</w:t>
+      </w:r>
+    </w:p>
+    <w:p>
+      <w:pPr>
+        <w:pStyle w:val="ListBullet"/>
+      </w:pPr>
+      <w:r>
+        <w:t xml:space="preserve">🔑 </w:t>
+      </w:r>
+      <w:r>
+        <w:rPr>
+          <w:b/>
+        </w:rPr>
+        <w:t>Cuota mínima por origen, agregada el 23-08-2026.</w:t>
+      </w:r>
+      <w:r>
+        <w:t xml:space="preserve"> Ver abajo.</w:t>
+      </w:r>
+    </w:p>
+    <w:p>
+      <w:pPr>
+        <w:ind w:left="432"/>
+      </w:pPr>
+      <w:r>
+        <w:rPr>
+          <w:i/>
+          <w:color w:val="444444"/>
+        </w:rPr>
+        <w:t>### ⚠️ El riesgo que limita H1 no es el tamaño de la muestra</w:t>
+      </w:r>
+    </w:p>
+    <w:p>
+      <w:pPr>
+        <w:ind w:left="432"/>
+      </w:pPr>
+      <w:r>
+        <w:rPr>
+          <w:i/>
+          <w:color w:val="444444"/>
+        </w:rPr>
+        <w:t>Con 180-210 árboles y cinco o seis predictores hay unas 30 observaciones por predictor, que es</w:t>
+      </w:r>
+    </w:p>
+    <w:p>
+      <w:pPr>
+        <w:ind w:left="432"/>
+      </w:pPr>
+      <w:r>
+        <w:rPr>
+          <w:i/>
+          <w:color w:val="444444"/>
+        </w:rPr>
+        <w:t xml:space="preserve">holgado para detectar un efecto moderado del DAP. </w:t>
+      </w:r>
+      <w:r>
+        <w:rPr>
+          <w:b/>
+          <w:i/>
+          <w:color w:val="444444"/>
+        </w:rPr>
+        <w:t>El n no es la restricción.</w:t>
+      </w:r>
+      <w:r>
+        <w:rPr>
+          <w:i/>
+          <w:color w:val="444444"/>
+        </w:rPr>
+        <w:t xml:space="preserve"> Las restricciones</w:t>
+      </w:r>
+    </w:p>
+    <w:p>
+      <w:pPr>
+        <w:ind w:left="432"/>
+      </w:pPr>
+      <w:r>
+        <w:rPr>
+          <w:i/>
+          <w:color w:val="444444"/>
+        </w:rPr>
+        <w:t>son otras tres, y ninguna se resuelve midiendo más árboles:</w:t>
+      </w:r>
+    </w:p>
+    <w:p>
+      <w:pPr>
+        <w:ind w:left="432"/>
+      </w:pPr>
+      <w:r>
+        <w:rPr>
+          <w:i/>
+          <w:color w:val="444444"/>
+        </w:rPr>
+        <w:t xml:space="preserve">1. 🔴 </w:t>
+      </w:r>
+      <w:r>
+        <w:rPr>
+          <w:b/>
+          <w:i/>
+          <w:color w:val="444444"/>
+        </w:rPr>
+        <w:t>Cuántos nativos aparezcan.</w:t>
+      </w:r>
+      <w:r>
+        <w:rPr>
+          <w:i/>
+          <w:color w:val="444444"/>
+        </w:rPr>
+        <w:t xml:space="preserve"> Si el muestreo sistemático arroja pocos, el efecto del origen</w:t>
+      </w:r>
+    </w:p>
+    <w:p>
+      <w:pPr>
+        <w:ind w:left="432"/>
+      </w:pPr>
+      <w:r>
+        <w:rPr>
+          <w:i/>
+          <w:color w:val="444444"/>
+        </w:rPr>
+        <w:t>queda con un intervalo demasiado ancho. Y peor: en calle las nativas suelen ser plantaciones más</w:t>
+      </w:r>
+    </w:p>
+    <w:p>
+      <w:pPr>
+        <w:ind w:left="432"/>
+      </w:pPr>
+      <w:r>
+        <w:rPr>
+          <w:i/>
+          <w:color w:val="444444"/>
+        </w:rPr>
+        <w:t>recientes, o sea de menor diámetro. **Si todas las nativas son delgadas, origen y DAP quedan</w:t>
+      </w:r>
+    </w:p>
+    <w:p>
+      <w:pPr>
+        <w:ind w:left="432"/>
+      </w:pPr>
+      <w:r>
+        <w:rPr>
+          <w:i/>
+          <w:color w:val="444444"/>
+        </w:rPr>
+        <w:t>confundidos y H1 se vuelve incontestable**, con 180 árboles o con 500.</w:t>
+      </w:r>
+    </w:p>
+    <w:p>
+      <w:pPr>
+        <w:ind w:left="432"/>
+      </w:pPr>
+      <w:r>
+        <w:rPr>
+          <w:i/>
+          <w:color w:val="444444"/>
+        </w:rPr>
+        <w:t xml:space="preserve">2. </w:t>
+      </w:r>
+      <w:r>
+        <w:rPr>
+          <w:b/>
+          <w:i/>
+          <w:color w:val="444444"/>
+        </w:rPr>
+        <w:t>El rango de cobertura vegetal del entorno</w:t>
+      </w:r>
+      <w:r>
+        <w:rPr>
+          <w:i/>
+          <w:color w:val="444444"/>
+        </w:rPr>
+        <w:t>, que en tres sectores de baja cobertura es angosto.</w:t>
+      </w:r>
+    </w:p>
+    <w:p>
+      <w:pPr>
+        <w:ind w:left="432"/>
+      </w:pPr>
+      <w:r>
+        <w:rPr>
+          <w:i/>
+          <w:color w:val="444444"/>
+        </w:rPr>
+        <w:t>Más árboles en los mismos barrios solo agregan puntos en la parte baja de la curva.</w:t>
+      </w:r>
+    </w:p>
+    <w:p>
+      <w:pPr>
+        <w:ind w:left="432"/>
+      </w:pPr>
+      <w:r>
+        <w:rPr>
+          <w:i/>
+          <w:color w:val="444444"/>
+        </w:rPr>
+        <w:t xml:space="preserve">3. </w:t>
+      </w:r>
+      <w:r>
+        <w:rPr>
+          <w:b/>
+          <w:i/>
+          <w:color w:val="444444"/>
+        </w:rPr>
+        <w:t>Los tres sitios de H3</w:t>
+      </w:r>
+      <w:r>
+        <w:rPr>
+          <w:i/>
+          <w:color w:val="444444"/>
+        </w:rPr>
+        <w:t>, donde el n es 3 y no 200.</w:t>
+      </w:r>
+    </w:p>
+    <w:p>
+      <w:pPr>
+        <w:ind w:left="432"/>
+      </w:pPr>
+      <w:r>
+        <w:rPr>
+          <w:b/>
+          <w:i/>
+          <w:color w:val="444444"/>
+        </w:rPr>
+        <w:t>Regla de decisión, tomada ahora y no en terreno.</w:t>
+      </w:r>
+      <w:r>
+        <w:rPr>
+          <w:i/>
+          <w:color w:val="444444"/>
+        </w:rPr>
+        <w:t xml:space="preserve"> El piloto de diciembre mide 20 árboles de un</w:t>
+      </w:r>
+    </w:p>
+    <w:p>
+      <w:pPr>
+        <w:ind w:left="432"/>
+      </w:pPr>
+      <w:r>
+        <w:rPr>
+          <w:i/>
+          <w:color w:val="444444"/>
+        </w:rPr>
+        <w:t>tramo real y entrega la proporción nativo/exótico de la calle. Con ese dato:</w:t>
+      </w:r>
+    </w:p>
+    <w:p>
+      <w:pPr>
+        <w:ind w:left="432"/>
+      </w:pPr>
+      <w:r>
+        <w:rPr>
+          <w:i/>
+          <w:color w:val="444444"/>
+        </w:rPr>
+        <w:t>| Si el piloto muestra | Qué se hace |</w:t>
+      </w:r>
+    </w:p>
+    <w:p>
+      <w:pPr>
+        <w:ind w:left="432"/>
+      </w:pPr>
+      <w:r>
+        <w:rPr>
+          <w:i/>
+          <w:color w:val="444444"/>
+        </w:rPr>
+        <w:t>|---|---|</w:t>
+      </w:r>
+    </w:p>
+    <w:p>
+      <w:pPr>
+        <w:ind w:left="432"/>
+      </w:pPr>
+      <w:r>
+        <w:rPr>
+          <w:i/>
+          <w:color w:val="444444"/>
+        </w:rPr>
+        <w:t>| Proporción de nativas suficiente para estimar el efecto | Se mantiene H1 como está |</w:t>
+      </w:r>
+    </w:p>
+    <w:p>
+      <w:pPr>
+        <w:ind w:left="432"/>
+      </w:pPr>
+      <w:r>
+        <w:rPr>
+          <w:i/>
+          <w:color w:val="444444"/>
+        </w:rPr>
+        <w:t xml:space="preserve">| Pocas nativas | Se agrega un </w:t>
+      </w:r>
+      <w:r>
+        <w:rPr>
+          <w:b/>
+          <w:i/>
+          <w:color w:val="444444"/>
+        </w:rPr>
+        <w:t>grupo complementario de nativas como estrato declarado</w:t>
+      </w:r>
+      <w:r>
+        <w:rPr>
+          <w:i/>
+          <w:color w:val="444444"/>
+        </w:rPr>
+        <w:t>, analizado por separado del sistemático |</w:t>
+      </w:r>
+    </w:p>
+    <w:p>
+      <w:pPr>
+        <w:ind w:left="432"/>
+      </w:pPr>
+      <w:r>
+        <w:rPr>
+          <w:i/>
+          <w:color w:val="444444"/>
+        </w:rPr>
+        <w:t xml:space="preserve">| Muy pocas nativas, o todas de diámetro bajo | </w:t>
+      </w:r>
+      <w:r>
+        <w:rPr>
+          <w:b/>
+          <w:i/>
+          <w:color w:val="444444"/>
+        </w:rPr>
+        <w:t>H1 se recorta a "efecto del tamaño"</w:t>
+      </w:r>
+      <w:r>
+        <w:rPr>
+          <w:i/>
+          <w:color w:val="444444"/>
+        </w:rPr>
+        <w:t xml:space="preserve"> y el origen se reporta de forma descriptiva. Es mejor responder una pregunta bien que dos mal |</w:t>
+      </w:r>
+    </w:p>
+    <w:p>
+      <w:pPr>
+        <w:ind w:left="432"/>
+      </w:pPr>
+      <w:r>
+        <w:rPr>
+          <w:i/>
+          <w:color w:val="444444"/>
+        </w:rPr>
+        <w:t xml:space="preserve">💡 Y la consecuencia para la postulación: </w:t>
+      </w:r>
+      <w:r>
+        <w:rPr>
+          <w:b/>
+          <w:i/>
+          <w:color w:val="444444"/>
+        </w:rPr>
+        <w:t>no conviene subir el número de árboles.</w:t>
+      </w:r>
+      <w:r>
+        <w:rPr>
+          <w:i/>
+          <w:color w:val="444444"/>
+        </w:rPr>
+        <w:t xml:space="preserve"> Subir a 300 no</w:t>
+      </w:r>
+    </w:p>
+    <w:p>
+      <w:pPr>
+        <w:ind w:left="432"/>
+      </w:pPr>
+      <w:r>
+        <w:rPr>
+          <w:i/>
+          <w:color w:val="444444"/>
+        </w:rPr>
+        <w:t>arregla ninguna de las tres restricciones, rompe el presupuesto de tiempo (20 min por árbol, 8</w:t>
+      </w:r>
+    </w:p>
+    <w:p>
+      <w:pPr>
+        <w:ind w:left="432"/>
+      </w:pPr>
+      <w:r>
+        <w:rPr>
+          <w:i/>
+          <w:color w:val="444444"/>
+        </w:rPr>
+        <w:t>semanas, 3 cursos) y agrega precisión donde no hace falta. **Mejor 180 bien repartidos que 300 mal</w:t>
+      </w:r>
+    </w:p>
+    <w:p>
+      <w:pPr>
+        <w:ind w:left="432"/>
+      </w:pPr>
+      <w:r>
+        <w:rPr>
+          <w:i/>
+          <w:color w:val="444444"/>
+        </w:rPr>
+        <w:t>repartidos.**</w:t>
       </w:r>
     </w:p>
     <w:p>
